--- a/word_reports/LP_0080_위치_332_Billy Joel_52nd Street.docx
+++ b/word_reports/LP_0080_위치_332_Billy Joel_52nd Street.docx
@@ -4,7 +4,7 @@
   <w:body>
     <w:p>
       <w:pPr>
-        <w:spacing w:after="280"/>
+        <w:spacing w:after="80"/>
       </w:pPr>
       <w:r>
         <w:rPr w:rFonts="맑은 고딕">
@@ -13,94 +13,47 @@
           <w:color w:val="1E3A8A"/>
           <w:sz w:val="30"/>
         </w:rPr>
-        <w:t>[332] Billy Joel - 52nd Street</w:t>
+        <w:t>Billy Joel (빌리 조엘) - 52nd Street</w:t>
       </w:r>
     </w:p>
     <w:p>
       <w:pPr>
-        <w:spacing w:after="320"/>
+        <w:spacing w:after="240"/>
       </w:pPr>
       <w:r>
         <w:rPr w:rFonts="맑은 고딕">
           <w:rFonts w:ascii="맑은 고딕" w:hAnsi="맑은 고딕" w:eastAsia="맑은 고딕"/>
           <w:b/>
-          <w:sz w:val="20"/>
+          <w:color w:val="4B5563"/>
+          <w:sz w:val="22"/>
         </w:rPr>
-        <w:t>■ 위치 : 332</w:t>
-        <w:br/>
-      </w:r>
-      <w:r>
-        <w:rPr w:rFonts="맑은 고딕">
-          <w:rFonts w:ascii="맑은 고딕" w:hAnsi="맑은 고딕" w:eastAsia="맑은 고딕"/>
-          <w:b/>
-          <w:sz w:val="20"/>
-        </w:rPr>
-        <w:t>■ 아티스트 : Billy Joel</w:t>
-        <w:br/>
-      </w:r>
-      <w:r>
-        <w:rPr w:rFonts="맑은 고딕">
-          <w:rFonts w:ascii="맑은 고딕" w:hAnsi="맑은 고딕" w:eastAsia="맑은 고딕"/>
-          <w:b/>
-          <w:sz w:val="20"/>
-        </w:rPr>
-        <w:t>■ 앨범명 : 52nd Street</w:t>
-        <w:br/>
-      </w:r>
-      <w:r>
-        <w:rPr w:rFonts="맑은 고딕">
-          <w:rFonts w:ascii="맑은 고딕" w:hAnsi="맑은 고딕" w:eastAsia="맑은 고딕"/>
-          <w:b w:val="0"/>
-          <w:sz w:val="20"/>
-        </w:rPr>
-        <w:t>■ 음반 레이블 : Columbia</w:t>
-        <w:br/>
-      </w:r>
-      <w:r>
-        <w:rPr w:rFonts="맑은 고딕">
-          <w:rFonts w:ascii="맑은 고딕" w:hAnsi="맑은 고딕" w:eastAsia="맑은 고딕"/>
-          <w:b w:val="0"/>
-          <w:sz w:val="20"/>
-        </w:rPr>
-        <w:t>■ 발매년도 : 1978</w:t>
-        <w:br/>
-      </w:r>
-      <w:r>
-        <w:rPr w:rFonts="맑은 고딕">
-          <w:rFonts w:ascii="맑은 고딕" w:hAnsi="맑은 고딕" w:eastAsia="맑은 고딕"/>
-          <w:b w:val="0"/>
-          <w:sz w:val="20"/>
-        </w:rPr>
-        <w:t>■ 장르 : 팝 록, 소프트 록, 재즈 팝 (Pop Rock, Soft Rock, Jazz Pop)</w:t>
-        <w:br/>
-      </w:r>
-      <w:r>
-        <w:rPr w:rFonts="맑은 고딕">
-          <w:rFonts w:ascii="맑은 고딕" w:hAnsi="맑은 고딕" w:eastAsia="맑은 고딕"/>
-          <w:b w:val="0"/>
-          <w:sz w:val="20"/>
-        </w:rPr>
-        <w:t>■ 주요 수록곡 : Big Shot, Honesty, My Life, Zanzibar, 52nd Street</w:t>
-        <w:br/>
+        <w:t>위치 :  332</w:t>
       </w:r>
     </w:p>
     <w:p>
       <w:pPr>
-        <w:spacing w:after="160"/>
+        <w:spacing w:line="324" w:lineRule="auto" w:before="80" w:after="160"/>
       </w:pPr>
       <w:r>
         <w:rPr w:rFonts="맑은 고딕">
           <w:rFonts w:ascii="맑은 고딕" w:hAnsi="맑은 고딕" w:eastAsia="맑은 고딕"/>
           <w:b/>
           <w:color w:val="1F2937"/>
-          <w:sz w:val="24"/>
+          <w:sz w:val="22"/>
         </w:rPr>
-        <w:t>■ 음반 해설 및 감상 가이드</w:t>
+        <w:t xml:space="preserve">[음반 소개] </w:t>
+      </w:r>
+      <w:r>
+        <w:rPr w:rFonts="맑은 고딕">
+          <w:rFonts w:ascii="맑은 고딕" w:hAnsi="맑은 고딕" w:eastAsia="맑은 고딕"/>
+          <w:b w:val="0"/>
+          <w:sz w:val="21"/>
+        </w:rPr>
       </w:r>
     </w:p>
     <w:p>
       <w:pPr>
-        <w:spacing w:line="312" w:lineRule="auto" w:after="120"/>
+        <w:spacing w:line="324" w:lineRule="auto" w:after="120"/>
       </w:pPr>
       <w:r>
         <w:rPr w:rFonts="맑은 고딕">
@@ -108,51 +61,516 @@
           <w:b w:val="0"/>
           <w:sz w:val="21"/>
         </w:rPr>
-        <w:t>1978년에 발표된 빌리 조엘(Billy Joel)의 여섯 번째 스튜디오 앨범 《52nd Street》는 전작 《The Stranger》(1977)의 가공할 성공에 이어 그를 팝 음악계의 거장 반열에 확고히 올린 명반입니다. 앨범명인 '52nd Street'는 과거 뉴욕 재즈의 중심지이자 당시 음반 제작이 이루어진 콜롬비아 레코드 스튜디오가 위치했던 거리를 뜻하며, 뉴욕 특유의 세련되고 지적인 도시적 감수성을 상징적으로 담아내고 있습니다. 이 음반은 빌리 조엘에게 1980년 제22회 그래미 어워드 '올해의 앨범상'과 '최우수 남자 팝 보컬 퍼포먼스상'을 안겨주며 음악성과 상업적 성공을 동시에 거머쥔 금자탑이 되었습니다.</w:t>
+        <w:t>뉴욕의 마천루 사이로 스며드는 서늘한 바람과 번화한 거리의 네온사인을 피아노 건반 위로 가장 완벽하게 직조해 낸 빌리 조엘의 불멸의 명작입니다. 전작 《The Stranger》의 눈부신 성공에 안주하지 않고, 1950년대 뉴욕 재즈의 심장부였던 '52번가'의 숨결을 팝과 록의 어법으로 승화시키며 한층 더 깊어진 음악적 원숙미를 과시합니다. 인간 내면의 고뇌와 도시인의 서정을 투명하면서도 힘 있는 선율로 위로하는 이 앨범은 반세기가 흐른 오늘날에도 청자의 영혼에 깊은 울림을 선사합니다. 시대와 장르의 경계를 넘어 선율의 격조가 무엇인지를 오롯이 증명해 보인 팝 음악 역사의 위대한 정점입니다.</w:t>
       </w:r>
     </w:p>
     <w:p>
       <w:pPr>
-        <w:spacing w:line="312" w:lineRule="auto" w:after="120"/>
+        <w:spacing w:line="324" w:lineRule="auto" w:before="200" w:after="80"/>
       </w:pPr>
+      <w:r>
+        <w:rPr w:rFonts="맑은 고딕">
+          <w:rFonts w:ascii="맑은 고딕" w:hAnsi="맑은 고딕" w:eastAsia="맑은 고딕"/>
+          <w:b/>
+          <w:color w:val="1E3A8A"/>
+          <w:sz w:val="24"/>
+        </w:rPr>
+        <w:t>1. 음반 데이터</w:t>
+      </w:r>
+    </w:p>
+    <w:p>
+      <w:pPr>
+        <w:spacing w:line="324" w:lineRule="auto" w:after="80"/>
+      </w:pPr>
+      <w:r>
+        <w:rPr w:rFonts="맑은 고딕">
+          <w:rFonts w:ascii="맑은 고딕" w:hAnsi="맑은 고딕" w:eastAsia="맑은 고딕"/>
+          <w:b w:val="0"/>
+          <w:color w:val="6B7280"/>
+          <w:sz w:val="21"/>
+        </w:rPr>
+        <w:t xml:space="preserve">· </w:t>
+      </w:r>
+      <w:r>
+        <w:rPr w:rFonts="맑은 고딕">
+          <w:rFonts w:ascii="맑은 고딕" w:hAnsi="맑은 고딕" w:eastAsia="맑은 고딕"/>
+          <w:b/>
+          <w:color w:val="1F2937"/>
+          <w:sz w:val="21"/>
+        </w:rPr>
+        <w:t xml:space="preserve">앨범명: </w:t>
+      </w:r>
       <w:r>
         <w:rPr w:rFonts="맑은 고딕">
           <w:rFonts w:ascii="맑은 고딕" w:hAnsi="맑은 고딕" w:eastAsia="맑은 고딕"/>
           <w:b w:val="0"/>
           <w:sz w:val="21"/>
         </w:rPr>
-        <w:t>명프로듀서 필 라몬(Phil Ramone)과의 긴밀한 협업으로 탄생한 이 앨범은 빌리 조엘 고유의 캐치한 멜로디 감각에 정교한 재즈 화성과 리듬을 대범하게 융합했습니다. 정통 팝 록의 틀을 유지하면서도 재즈 거장 프레디 허바드(Freddie Hubbard)의 트럼펫 연주가 빛나는 〈Zanzibar〉나 라틴 재즈의 이국적인 향취를 담은 수록곡들에서 보듯, 음악적 스펙트럼을 대폭 확장했습니다. 피아노 중심의 세련된 편곡과 웅장한 브라스, 풍부한 퍼커션의 조화는 70년대 후반 팝 음악이 도달할 수 있는 가장 완성도 높은 사운드를 들려줍니다.</w:t>
+        <w:t>52nd Street</w:t>
       </w:r>
     </w:p>
     <w:p>
       <w:pPr>
-        <w:spacing w:line="312" w:lineRule="auto" w:after="120"/>
+        <w:spacing w:line="324" w:lineRule="auto" w:after="80"/>
       </w:pPr>
+      <w:r>
+        <w:rPr w:rFonts="맑은 고딕">
+          <w:rFonts w:ascii="맑은 고딕" w:hAnsi="맑은 고딕" w:eastAsia="맑은 고딕"/>
+          <w:b w:val="0"/>
+          <w:color w:val="6B7280"/>
+          <w:sz w:val="21"/>
+        </w:rPr>
+        <w:t xml:space="preserve">· </w:t>
+      </w:r>
+      <w:r>
+        <w:rPr w:rFonts="맑은 고딕">
+          <w:rFonts w:ascii="맑은 고딕" w:hAnsi="맑은 고딕" w:eastAsia="맑은 고딕"/>
+          <w:b/>
+          <w:color w:val="1F2937"/>
+          <w:sz w:val="21"/>
+        </w:rPr>
+        <w:t xml:space="preserve">아티스트: </w:t>
+      </w:r>
       <w:r>
         <w:rPr w:rFonts="맑은 고딕">
           <w:rFonts w:ascii="맑은 고딕" w:hAnsi="맑은 고딕" w:eastAsia="맑은 고딕"/>
           <w:b w:val="0"/>
           <w:sz w:val="21"/>
         </w:rPr>
-        <w:t>수록곡들 역시 대중성과 작품성을 겸비한 명곡들로 채워져 있습니다. 진실한 관계에 대한 갈망과 현대 사회의 냉소를 특유의 호소력 짙은 보컬로 노래한 감성 발라드 〈Honesty〉는 시대를 초월해 끊임없이 사랑받는 세기의 명곡입니다. 또한 경쾌한 피아노 리프와 주체적인 삶의 태도가 인상적인 히트곡 〈My Life〉, 강렬한 록 에너지를 발산하는 포문 트랙 〈Big Shot〉 등에서 빌리 조엘의 다채로운 가창 표현력과 날카로운 서사적 가사를 제대로 감상할 수 있습니다.</w:t>
+        <w:t>Billy Joel (빌리 조엘)</w:t>
       </w:r>
     </w:p>
     <w:p>
       <w:pPr>
-        <w:spacing w:line="312" w:lineRule="auto" w:after="120"/>
+        <w:spacing w:line="324" w:lineRule="auto" w:after="80"/>
       </w:pPr>
+      <w:r>
+        <w:rPr w:rFonts="맑은 고딕">
+          <w:rFonts w:ascii="맑은 고딕" w:hAnsi="맑은 고딕" w:eastAsia="맑은 고딕"/>
+          <w:b w:val="0"/>
+          <w:color w:val="6B7280"/>
+          <w:sz w:val="21"/>
+        </w:rPr>
+        <w:t xml:space="preserve">· </w:t>
+      </w:r>
+      <w:r>
+        <w:rPr w:rFonts="맑은 고딕">
+          <w:rFonts w:ascii="맑은 고딕" w:hAnsi="맑은 고딕" w:eastAsia="맑은 고딕"/>
+          <w:b/>
+          <w:color w:val="1F2937"/>
+          <w:sz w:val="21"/>
+        </w:rPr>
+        <w:t xml:space="preserve">발매 정보: </w:t>
+      </w:r>
       <w:r>
         <w:rPr w:rFonts="맑은 고딕">
           <w:rFonts w:ascii="맑은 고딕" w:hAnsi="맑은 고딕" w:eastAsia="맑은 고딕"/>
           <w:b w:val="0"/>
           <w:sz w:val="21"/>
         </w:rPr>
-        <w:t>《52nd Street》는 역사상 최초로 상업용 CD 형태로 제작·발매(1982년)된 음반이라는 음악 산업사적 기록도 지니고 있지만, 그 진가는 아날로그 LP의 따뜻한 질감을 통해 들을 때 더욱 선명해집니다. 70년대 후반 뉴욕의 활기찬 거리 풍경과 낭만, 정교하게 세공된 밴드 세션의 풍부한 입체감은 LP 특유의 공기감과 만날 때 비로소 완벽한 몰입감을 선사합니다. 싱어송라이터이자 피아니스트로서 빌리 조엘이 도달한 예술적 정점을 확인시켜 주는 정통 뉴욕 팝 록의 정수입니다.</w:t>
+        <w:t>1978년 10월 11일 컬럼비아 레코드(Columbia Records)를 통해 발매된 빌리 조엘의 통산 여섯 번째 정규 앨범입니다. 명 프로듀서 필 라몬(Phil Ramone)과의 긴밀한 협업 아래, 뉴욕 맨해튼 52번가의 유서 깊은 재즈 유산과 현대적 도시 팝의 미학을 유려하게 결합하여 발표 당시 평단과 대중 모두의 경탄을 자아낸 기념비적인 역작입니다.</w:t>
+      </w:r>
+    </w:p>
+    <w:p>
+      <w:pPr>
+        <w:spacing w:line="324" w:lineRule="auto" w:after="80"/>
+      </w:pPr>
+      <w:r>
+        <w:rPr w:rFonts="맑은 고딕">
+          <w:rFonts w:ascii="맑은 고딕" w:hAnsi="맑은 고딕" w:eastAsia="맑은 고딕"/>
+          <w:b w:val="0"/>
+          <w:color w:val="6B7280"/>
+          <w:sz w:val="21"/>
+        </w:rPr>
+        <w:t xml:space="preserve">· </w:t>
+      </w:r>
+      <w:r>
+        <w:rPr w:rFonts="맑은 고딕">
+          <w:rFonts w:ascii="맑은 고딕" w:hAnsi="맑은 고딕" w:eastAsia="맑은 고딕"/>
+          <w:b/>
+          <w:color w:val="1F2937"/>
+          <w:sz w:val="21"/>
+        </w:rPr>
+        <w:t xml:space="preserve">LP 인기도(판매량): </w:t>
+      </w:r>
+      <w:r>
+        <w:rPr w:rFonts="맑은 고딕">
+          <w:rFonts w:ascii="맑은 고딕" w:hAnsi="맑은 고딕" w:eastAsia="맑은 고딕"/>
+          <w:b w:val="0"/>
+          <w:sz w:val="21"/>
+        </w:rPr>
+        <w:t>발매와 동시에 폭발적인 반향을 일으키며 빌리 조엘 생애 최초로 빌보드 앨범 차트(Billboard 200) 정상에 등극하여 8주간 1위를 수성했습니다. 미국 내에서만 700만 장 이상의 판매고(RIAA 7× 플래티넘 공인)를 기록하며 당대 가장 뜨겁게 회전한 베스트셀러 LP로 역사에 기록되었습니다.</w:t>
+      </w:r>
+    </w:p>
+    <w:p>
+      <w:pPr>
+        <w:spacing w:line="324" w:lineRule="auto" w:after="80"/>
+      </w:pPr>
+      <w:r>
+        <w:rPr w:rFonts="맑은 고딕">
+          <w:rFonts w:ascii="맑은 고딕" w:hAnsi="맑은 고딕" w:eastAsia="맑은 고딕"/>
+          <w:b w:val="0"/>
+          <w:color w:val="6B7280"/>
+          <w:sz w:val="21"/>
+        </w:rPr>
+        <w:t xml:space="preserve">· </w:t>
+      </w:r>
+      <w:r>
+        <w:rPr w:rFonts="맑은 고딕">
+          <w:rFonts w:ascii="맑은 고딕" w:hAnsi="맑은 고딕" w:eastAsia="맑은 고딕"/>
+          <w:b/>
+          <w:color w:val="1F2937"/>
+          <w:sz w:val="21"/>
+        </w:rPr>
+        <w:t xml:space="preserve">각종 수상경력: </w:t>
+      </w:r>
+      <w:r>
+        <w:rPr w:rFonts="맑은 고딕">
+          <w:rFonts w:ascii="맑은 고딕" w:hAnsi="맑은 고딕" w:eastAsia="맑은 고딕"/>
+          <w:b w:val="0"/>
+          <w:sz w:val="21"/>
+        </w:rPr>
+        <w:t>1980년 제22회 그래미 어워드(Grammy Awards)에서 최고 영예인 '올해의 앨범상(Album of the Year)'과 '최우수 남성 팝 보컬 퍼포먼스(Best Pop Vocal Performance, Male)'를 동시에 거머쥐며 음악적 완성도와 상업적 성과를 모두 공인받았습니다.</w:t>
+      </w:r>
+    </w:p>
+    <w:p>
+      <w:pPr>
+        <w:spacing w:line="324" w:lineRule="auto" w:before="200" w:after="80"/>
+      </w:pPr>
+      <w:r>
+        <w:rPr w:rFonts="맑은 고딕">
+          <w:rFonts w:ascii="맑은 고딕" w:hAnsi="맑은 고딕" w:eastAsia="맑은 고딕"/>
+          <w:b/>
+          <w:color w:val="1E3A8A"/>
+          <w:sz w:val="24"/>
+        </w:rPr>
+        <w:t>2. 아티스트 정보</w:t>
+      </w:r>
+    </w:p>
+    <w:p>
+      <w:pPr>
+        <w:spacing w:line="324" w:lineRule="auto" w:after="80"/>
+      </w:pPr>
+      <w:r>
+        <w:rPr w:rFonts="맑은 고딕">
+          <w:rFonts w:ascii="맑은 고딕" w:hAnsi="맑은 고딕" w:eastAsia="맑은 고딕"/>
+          <w:b w:val="0"/>
+          <w:color w:val="6B7280"/>
+          <w:sz w:val="21"/>
+        </w:rPr>
+        <w:t xml:space="preserve">· </w:t>
+      </w:r>
+      <w:r>
+        <w:rPr w:rFonts="맑은 고딕">
+          <w:rFonts w:ascii="맑은 고딕" w:hAnsi="맑은 고딕" w:eastAsia="맑은 고딕"/>
+          <w:b/>
+          <w:color w:val="1F2937"/>
+          <w:sz w:val="21"/>
+        </w:rPr>
+        <w:t xml:space="preserve">국적: </w:t>
+      </w:r>
+      <w:r>
+        <w:rPr w:rFonts="맑은 고딕">
+          <w:rFonts w:ascii="맑은 고딕" w:hAnsi="맑은 고딕" w:eastAsia="맑은 고딕"/>
+          <w:b w:val="0"/>
+          <w:sz w:val="21"/>
+        </w:rPr>
+        <w:t>미국 (USA)</w:t>
+      </w:r>
+    </w:p>
+    <w:p>
+      <w:pPr>
+        <w:spacing w:line="324" w:lineRule="auto" w:after="80"/>
+      </w:pPr>
+      <w:r>
+        <w:rPr w:rFonts="맑은 고딕">
+          <w:rFonts w:ascii="맑은 고딕" w:hAnsi="맑은 고딕" w:eastAsia="맑은 고딕"/>
+          <w:b w:val="0"/>
+          <w:color w:val="6B7280"/>
+          <w:sz w:val="21"/>
+        </w:rPr>
+        <w:t xml:space="preserve">· </w:t>
+      </w:r>
+      <w:r>
+        <w:rPr w:rFonts="맑은 고딕">
+          <w:rFonts w:ascii="맑은 고딕" w:hAnsi="맑은 고딕" w:eastAsia="맑은 고딕"/>
+          <w:b/>
+          <w:color w:val="1F2937"/>
+          <w:sz w:val="21"/>
+        </w:rPr>
+        <w:t xml:space="preserve">생몰년도: </w:t>
+      </w:r>
+      <w:r>
+        <w:rPr w:rFonts="맑은 고딕">
+          <w:rFonts w:ascii="맑은 고딕" w:hAnsi="맑은 고딕" w:eastAsia="맑은 고딕"/>
+          <w:b w:val="0"/>
+          <w:sz w:val="21"/>
+        </w:rPr>
+        <w:t>1949년 5월 9일 ~ 현재</w:t>
+      </w:r>
+    </w:p>
+    <w:p>
+      <w:pPr>
+        <w:spacing w:line="324" w:lineRule="auto" w:after="80"/>
+      </w:pPr>
+      <w:r>
+        <w:rPr w:rFonts="맑은 고딕">
+          <w:rFonts w:ascii="맑은 고딕" w:hAnsi="맑은 고딕" w:eastAsia="맑은 고딕"/>
+          <w:b w:val="0"/>
+          <w:color w:val="6B7280"/>
+          <w:sz w:val="21"/>
+        </w:rPr>
+        <w:t xml:space="preserve">· </w:t>
+      </w:r>
+      <w:r>
+        <w:rPr w:rFonts="맑은 고딕">
+          <w:rFonts w:ascii="맑은 고딕" w:hAnsi="맑은 고딕" w:eastAsia="맑은 고딕"/>
+          <w:b/>
+          <w:color w:val="1F2937"/>
+          <w:sz w:val="21"/>
+        </w:rPr>
+        <w:t xml:space="preserve">그룹 소속: </w:t>
+      </w:r>
+      <w:r>
+        <w:rPr w:rFonts="맑은 고딕">
+          <w:rFonts w:ascii="맑은 고딕" w:hAnsi="맑은 고딕" w:eastAsia="맑은 고딕"/>
+          <w:b w:val="0"/>
+          <w:sz w:val="21"/>
+        </w:rPr>
+        <w:t>솔로 (Solo)</w:t>
+      </w:r>
+    </w:p>
+    <w:p>
+      <w:pPr>
+        <w:spacing w:line="324" w:lineRule="auto" w:after="80"/>
+      </w:pPr>
+      <w:r>
+        <w:rPr w:rFonts="맑은 고딕">
+          <w:rFonts w:ascii="맑은 고딕" w:hAnsi="맑은 고딕" w:eastAsia="맑은 고딕"/>
+          <w:b w:val="0"/>
+          <w:color w:val="6B7280"/>
+          <w:sz w:val="21"/>
+        </w:rPr>
+        <w:t xml:space="preserve">· </w:t>
+      </w:r>
+      <w:r>
+        <w:rPr w:rFonts="맑은 고딕">
+          <w:rFonts w:ascii="맑은 고딕" w:hAnsi="맑은 고딕" w:eastAsia="맑은 고딕"/>
+          <w:b/>
+          <w:color w:val="1F2937"/>
+          <w:sz w:val="21"/>
+        </w:rPr>
+        <w:t xml:space="preserve">아티스트 소개: </w:t>
+      </w:r>
+      <w:r>
+        <w:rPr w:rFonts="맑은 고딕">
+          <w:rFonts w:ascii="맑은 고딕" w:hAnsi="맑은 고딕" w:eastAsia="맑은 고딕"/>
+          <w:b w:val="0"/>
+          <w:sz w:val="21"/>
+        </w:rPr>
+        <w:t>'피아노 맨(Piano Man)'이라는 영원한 칭호로 불리는 빌리 조엘은 클래식의 엄격한 구조미와 브로드웨이의 극적 서사, 그리고 록 음악의 역동성을 하나로 융합해 낸 독보적인 싱어송라이터입니다. 도시 소시민의 삶과 고독, 진솔한 사랑의 고백을 탁월한 멜로디 감각으로 풀어내며 팝 음악을 순수 예술의 경지로 끌어올린 20세기 가장 위대한 음유시인 중 한 사람입니다.</w:t>
+      </w:r>
+    </w:p>
+    <w:p>
+      <w:pPr>
+        <w:spacing w:line="324" w:lineRule="auto" w:before="200" w:after="80"/>
+      </w:pPr>
+      <w:r>
+        <w:rPr w:rFonts="맑은 고딕">
+          <w:rFonts w:ascii="맑은 고딕" w:hAnsi="맑은 고딕" w:eastAsia="맑은 고딕"/>
+          <w:b/>
+          <w:color w:val="1E3A8A"/>
+          <w:sz w:val="24"/>
+        </w:rPr>
+        <w:t>3. 음반 상세 분석</w:t>
+      </w:r>
+    </w:p>
+    <w:p>
+      <w:pPr>
+        <w:spacing w:line="324" w:lineRule="auto" w:after="80"/>
+      </w:pPr>
+      <w:r>
+        <w:rPr w:rFonts="맑은 고딕">
+          <w:rFonts w:ascii="맑은 고딕" w:hAnsi="맑은 고딕" w:eastAsia="맑은 고딕"/>
+          <w:b w:val="0"/>
+          <w:color w:val="6B7280"/>
+          <w:sz w:val="21"/>
+        </w:rPr>
+        <w:t xml:space="preserve">· </w:t>
+      </w:r>
+      <w:r>
+        <w:rPr w:rFonts="맑은 고딕">
+          <w:rFonts w:ascii="맑은 고딕" w:hAnsi="맑은 고딕" w:eastAsia="맑은 고딕"/>
+          <w:b/>
+          <w:color w:val="1F2937"/>
+          <w:sz w:val="21"/>
+        </w:rPr>
+        <w:t xml:space="preserve">역사적 위치: </w:t>
+      </w:r>
+      <w:r>
+        <w:rPr w:rFonts="맑은 고딕">
+          <w:rFonts w:ascii="맑은 고딕" w:hAnsi="맑은 고딕" w:eastAsia="맑은 고딕"/>
+          <w:b w:val="0"/>
+          <w:sz w:val="21"/>
+        </w:rPr>
+        <w:t>《52nd Street》는 1970년대 후반 팝 음악이 도달할 수 있었던 편곡과 연주력의 최고봉을 보여주는 걸작으로 평가받습니다. 전작의 팝/록 스타일에 프레디 허버드(Freddie Hubbard), 마이클 브레커(Michael Brecker) 등 최정상급 재즈 뮤지션들의 세션을 과감히 도입하여 음악적 지평을 넓혔으며, 훗날 1982년 세계 최초로 상업용 CD로도 제작·발매되어 아날로그 시대의 화려한 정점이자 새로운 오디오 시대로 넘어가는 문지방 역할을 한 역사적인 상징성을 지니고 있습니다.</w:t>
+      </w:r>
+    </w:p>
+    <w:p>
+      <w:pPr>
+        <w:spacing w:line="324" w:lineRule="auto" w:after="80"/>
+      </w:pPr>
+      <w:r>
+        <w:rPr w:rFonts="맑은 고딕">
+          <w:rFonts w:ascii="맑은 고딕" w:hAnsi="맑은 고딕" w:eastAsia="맑은 고딕"/>
+          <w:b w:val="0"/>
+          <w:color w:val="6B7280"/>
+          <w:sz w:val="21"/>
+        </w:rPr>
+        <w:t xml:space="preserve">· </w:t>
+      </w:r>
+      <w:r>
+        <w:rPr w:rFonts="맑은 고딕">
+          <w:rFonts w:ascii="맑은 고딕" w:hAnsi="맑은 고딕" w:eastAsia="맑은 고딕"/>
+          <w:b/>
+          <w:color w:val="1F2937"/>
+          <w:sz w:val="21"/>
+        </w:rPr>
+        <w:t xml:space="preserve">시대의 흔적(스토리텔링): </w:t>
+      </w:r>
+      <w:r>
+        <w:rPr w:rFonts="맑은 고딕">
+          <w:rFonts w:ascii="맑은 고딕" w:hAnsi="맑은 고딕" w:eastAsia="맑은 고딕"/>
+          <w:b w:val="0"/>
+          <w:sz w:val="21"/>
+        </w:rPr>
+        <w:t>오일 쇼크와 경제적 불황으로 혼란스럽던 1970년대 후반의 뉴욕, 도시의 번잡함 이면에 자리한 청춘들의 상실감과 방황을 예리하고도 따뜻한 시선으로 포착했습니다. 화려한 네온사인 아래 침묵하는 외로운 골목길, 타인과의 관계 속에서 진실함을 갈구하던 당시 젊은 세대의 정서적 갈증을 낭만적인 피아노 타건과 솔직담백한 노랫말로 어루만져 준 시대의 찬란한 초상화였습니다.</w:t>
+      </w:r>
+    </w:p>
+    <w:p>
+      <w:pPr>
+        <w:spacing w:line="324" w:lineRule="auto" w:before="200" w:after="80"/>
+      </w:pPr>
+      <w:r>
+        <w:rPr w:rFonts="맑은 고딕">
+          <w:rFonts w:ascii="맑은 고딕" w:hAnsi="맑은 고딕" w:eastAsia="맑은 고딕"/>
+          <w:b/>
+          <w:color w:val="1E3A8A"/>
+          <w:sz w:val="24"/>
+        </w:rPr>
+        <w:t>4. 주요 수록곡 및 감상 제언</w:t>
+      </w:r>
+    </w:p>
+    <w:p>
+      <w:pPr>
+        <w:spacing w:line="324" w:lineRule="auto" w:after="80"/>
+      </w:pPr>
+      <w:r>
+        <w:rPr w:rFonts="맑은 고딕">
+          <w:rFonts w:ascii="맑은 고딕" w:hAnsi="맑은 고딕" w:eastAsia="맑은 고딕"/>
+          <w:b w:val="0"/>
+          <w:color w:val="6B7280"/>
+          <w:sz w:val="21"/>
+        </w:rPr>
+        <w:t xml:space="preserve">· </w:t>
+      </w:r>
+      <w:r>
+        <w:rPr w:rFonts="맑은 고딕">
+          <w:rFonts w:ascii="맑은 고딕" w:hAnsi="맑은 고딕" w:eastAsia="맑은 고딕"/>
+          <w:b/>
+          <w:color w:val="1F2937"/>
+          <w:sz w:val="21"/>
+        </w:rPr>
+        <w:t xml:space="preserve">주요 수록곡 특징: </w:t>
+      </w:r>
+      <w:r>
+        <w:rPr w:rFonts="맑은 고딕">
+          <w:rFonts w:ascii="맑은 고딕" w:hAnsi="맑은 고딕" w:eastAsia="맑은 고딕"/>
+          <w:b w:val="0"/>
+          <w:sz w:val="21"/>
+        </w:rPr>
+        <w:t>시대를 초월하여 사랑받는 불멸의 명곡 "Honesty"는 위선이 가득한 세상에서 참된 진실을 갈구하는 빌리 조엘의 절절한 보컬과 유려한 피아노 선율이 압도적인 감동을 자아냅니다. 경쾌한 리듬 속에 자립과 자유를 선언하는 명쾌한 앤섬 "My Life", 날카로운 풍자와 하드한 에너지가 넘치는 "Big Shot", 그리고 전설적인 트럼페터 프레디 허버드의 현란한 솔로가 어우러져 한밤의 재즈 클럽을 연상시키는 "Zanzibar"와 필 스펙터 풍의 장대한 오케스트레이션이 돋보이는 "Until the Night"에 이르기까지 단 한 곡도 버릴 수 없는 완벽한 유기성을 자랑합니다.</w:t>
+      </w:r>
+    </w:p>
+    <w:p>
+      <w:pPr>
+        <w:spacing w:line="324" w:lineRule="auto" w:after="80"/>
+      </w:pPr>
+      <w:r>
+        <w:rPr w:rFonts="맑은 고딕">
+          <w:rFonts w:ascii="맑은 고딕" w:hAnsi="맑은 고딕" w:eastAsia="맑은 고딕"/>
+          <w:b w:val="0"/>
+          <w:color w:val="6B7280"/>
+          <w:sz w:val="21"/>
+        </w:rPr>
+        <w:t xml:space="preserve">· </w:t>
+      </w:r>
+      <w:r>
+        <w:rPr w:rFonts="맑은 고딕">
+          <w:rFonts w:ascii="맑은 고딕" w:hAnsi="맑은 고딕" w:eastAsia="맑은 고딕"/>
+          <w:b/>
+          <w:color w:val="1F2937"/>
+          <w:sz w:val="21"/>
+        </w:rPr>
+        <w:t xml:space="preserve">빈티지 감상 제언: </w:t>
+      </w:r>
+      <w:r>
+        <w:rPr w:rFonts="맑은 고딕">
+          <w:rFonts w:ascii="맑은 고딕" w:hAnsi="맑은 고딕" w:eastAsia="맑은 고딕"/>
+          <w:b w:val="0"/>
+          <w:sz w:val="21"/>
+        </w:rPr>
+        <w:t>턴테이블의 바늘이 묵직한 비닐 소리통의 첫 트랙을 긁어내리는 순간, 진공관 앰프 특유의 부드럽고 온화한 배음이 청음실의 공기를 단숨에 뉴욕의 밤으로 물들입니다. 빌리 조엘의 명징한 어쿠스틱 피아노 타건의 잔향과 브라스 세션의 따뜻한 숨결, 그리고 탄력적인 베이스 라인은 현대의 차가운 디지털 음원에서는 결코 체감할 수 없는 LP만의 독보적인 무대감과 입체적인 아날로그 질감을 황홀하게 증명합니다.</w:t>
+      </w:r>
+    </w:p>
+    <w:p>
+      <w:pPr>
+        <w:spacing w:line="324" w:lineRule="auto" w:after="80"/>
+      </w:pPr>
+      <w:r>
+        <w:rPr w:rFonts="맑은 고딕">
+          <w:rFonts w:ascii="맑은 고딕" w:hAnsi="맑은 고딕" w:eastAsia="맑은 고딕"/>
+          <w:b w:val="0"/>
+          <w:color w:val="6B7280"/>
+          <w:sz w:val="21"/>
+        </w:rPr>
+        <w:t xml:space="preserve">· </w:t>
+      </w:r>
+      <w:r>
+        <w:rPr w:rFonts="맑은 고딕">
+          <w:rFonts w:ascii="맑은 고딕" w:hAnsi="맑은 고딕" w:eastAsia="맑은 고딕"/>
+          <w:b/>
+          <w:color w:val="1F2937"/>
+          <w:sz w:val="21"/>
+        </w:rPr>
+        <w:t xml:space="preserve">소장 가치: </w:t>
+      </w:r>
+      <w:r>
+        <w:rPr w:rFonts="맑은 고딕">
+          <w:rFonts w:ascii="맑은 고딕" w:hAnsi="맑은 고딕" w:eastAsia="맑은 고딕"/>
+          <w:b w:val="0"/>
+          <w:sz w:val="21"/>
+        </w:rPr>
+        <w:t>팝 음악사상 가장 완벽한 앨범 중 하나이자 그래미 올해의 앨범을 수상한 마스터피스로서, 아날로그 레코딩 기술의 절정을 보여주는 오리지널리티를 간직하고 있습니다. 빌리 조엘이 맨해튼 52번가 표지판 아래서 트럼펫을 들고 서 있는 상징적인 커버 아트는 그 자체로 1970년대 뉴욕의 공기를 소유하는 벅찬 기쁨을 선사하며, 정통 LP 컬렉터의 서가에서 가장 먼저 손이 닿는 자리에 머물러야 마땅한 영원한 필청반입니다.</w:t>
+      </w:r>
+    </w:p>
+    <w:p>
+      <w:pPr>
+        <w:spacing w:line="324" w:lineRule="auto" w:after="120" w:before="160"/>
+      </w:pPr>
+      <w:r>
+        <w:rPr w:rFonts="맑은 고딕">
+          <w:rFonts w:ascii="맑은 고딕" w:hAnsi="맑은 고딕" w:eastAsia="맑은 고딕"/>
+          <w:b/>
+          <w:color w:val="4338CA"/>
+          <w:sz w:val="21"/>
+        </w:rPr>
+        <w:t>이 음반을 통해 뉴욕의 밤거리를 수놓았던 찬란한 선율과 진정한 음악이 전해주는 감동을 다시 한번 경험해 보시는 것은 어떨까요?</w:t>
       </w:r>
     </w:p>
     <w:sectPr>
       <w:pgSz w:w="12240" w:h="15840"/>
-      <w:pgMar w:top="1440" w:right="1440" w:bottom="1440" w:left="1440" w:header="720" w:footer="720" w:gutter="0"/>
+      <w:pgMar w:top="1152" w:right="1296" w:bottom="1152" w:left="1296" w:header="720" w:footer="720" w:gutter="0"/>
       <w:cols w:space="720"/>
       <w:docGrid w:linePitch="360"/>
     </w:sectPr>

--- a/word_reports/LP_0080_위치_332_Billy Joel_52nd Street.docx
+++ b/word_reports/LP_0080_위치_332_Billy Joel_52nd Street.docx
@@ -32,7 +32,7 @@
     </w:p>
     <w:p>
       <w:pPr>
-        <w:spacing w:line="324" w:lineRule="auto" w:before="80" w:after="160"/>
+        <w:spacing w:line="324" w:lineRule="auto" w:before="80" w:after="120"/>
       </w:pPr>
       <w:r>
         <w:rPr w:rFonts="맑은 고딕">
@@ -42,13 +42,6 @@
           <w:sz w:val="22"/>
         </w:rPr>
         <w:t xml:space="preserve">[음반 소개] </w:t>
-      </w:r>
-      <w:r>
-        <w:rPr w:rFonts="맑은 고딕">
-          <w:rFonts w:ascii="맑은 고딕" w:hAnsi="맑은 고딕" w:eastAsia="맑은 고딕"/>
-          <w:b w:val="0"/>
-          <w:sz w:val="21"/>
-        </w:rPr>
       </w:r>
     </w:p>
     <w:p>
@@ -61,7 +54,33 @@
           <w:b w:val="0"/>
           <w:sz w:val="21"/>
         </w:rPr>
-        <w:t>뉴욕의 마천루 사이로 스며드는 서늘한 바람과 번화한 거리의 네온사인을 피아노 건반 위로 가장 완벽하게 직조해 낸 빌리 조엘의 불멸의 명작입니다. 전작 《The Stranger》의 눈부신 성공에 안주하지 않고, 1950년대 뉴욕 재즈의 심장부였던 '52번가'의 숨결을 팝과 록의 어법으로 승화시키며 한층 더 깊어진 음악적 원숙미를 과시합니다. 인간 내면의 고뇌와 도시인의 서정을 투명하면서도 힘 있는 선율로 위로하는 이 앨범은 반세기가 흐른 오늘날에도 청자의 영혼에 깊은 울림을 선사합니다. 시대와 장르의 경계를 넘어 선율의 격조가 무엇인지를 오롯이 증명해 보인 팝 음악 역사의 위대한 정점입니다.</w:t>
+        <w:t>1970년대 후반의 뉴욕 맨해튼은 찬란한 번영의 빛과 음울한 퇴폐의 그림자가 드라마틱하게 교차하던 거대한 무대였습니다. 전작 &lt;The Stranger&gt;(1977)를 통해 세계적인 팝스타의 반열에 오른 빌리 조엘은, 그 영광의 정점에서 결코 안주하지 않고 자신을 길러낸 뉴욕의 가장 깊고 은밀한 음악적 혈맥으로 시선을 돌렸습니다. 그 결실로 탄생한 음반이 바로 전설적인 재즈 클럽들과 음반 스튜디오들이 빽빽이 들어서 있던 재즈의 성지, '52번가'의 이름을 내건 걸작 &lt;52nd Street&gt;입니다.</w:t>
+      </w:r>
+    </w:p>
+    <w:p>
+      <w:pPr>
+        <w:spacing w:line="324" w:lineRule="auto" w:after="120"/>
+      </w:pPr>
+      <w:r>
+        <w:rPr w:rFonts="맑은 고딕">
+          <w:rFonts w:ascii="맑은 고딕" w:hAnsi="맑은 고딕" w:eastAsia="맑은 고딕"/>
+          <w:b w:val="0"/>
+          <w:sz w:val="21"/>
+        </w:rPr>
+        <w:t>이 음반은 팝과 록이라는 대중음악의 외피 속에 뉴욕 정통 재즈의 세련된 어법과 브로드웨이의 극적 서사를 유려하게 녹여낸 기념비적 작품입니다. 명프로듀서 필 라몬(Phil Ramone)과의 완벽한 음악적 교감 속에서 빌리 조엘은 날카로운 관조와 깊은 우수가 공존하는 멜로디를 빚어냈습니다. 프레디 허버드와 같은 당대 최고의 재즈 거장들의 즉흥 연주를 대담하게 수용하면서도, 특유의 명징한 피아노 선율과 폐부를 찌르는 진솔한 노랫말은 대중의 가슴에 단숨에 가닿았습니다. 이는 단순한 음악적 장르의 결합을 넘어, 고단한 도시의 삶을 예술로 승화시키고자 했던 한 청년 예술가의 치열한 고백이었습니다.</w:t>
+      </w:r>
+    </w:p>
+    <w:p>
+      <w:pPr>
+        <w:spacing w:line="324" w:lineRule="auto" w:after="120"/>
+      </w:pPr>
+      <w:r>
+        <w:rPr w:rFonts="맑은 고딕">
+          <w:rFonts w:ascii="맑은 고딕" w:hAnsi="맑은 고딕" w:eastAsia="맑은 고딕"/>
+          <w:b w:val="0"/>
+          <w:sz w:val="21"/>
+        </w:rPr>
+        <w:t>세월이 반세기 가까이 흐른 오늘날에도 이 음반이 변치 않는 생명력을 발휘하는 까닭은, 그 속에 인간 본연의 고독과 진실에 대한 묵직한 탐구가 깃들어 있기 때문입니다. 네온사인이 일렁이는 심야의 아스팔트 위에서 길어 올린 선율들은 턴테이블의 회전과 함께 아스라한 노스탤지어를 피워 올립니다. 빌리 조엘의 음악 인생에서 가장 완숙하고 대담했던 찰나를 포착한 이 앨범은, 거칠고도 낭만적이었던 1970년대 아날로그 사운드의 미학이 도달할 수 있는 가장 높은 경지를 오롯이 증명해 보이고 있습니다.</w:t>
       </w:r>
     </w:p>
     <w:p>
@@ -168,7 +187,7 @@
           <w:b w:val="0"/>
           <w:sz w:val="21"/>
         </w:rPr>
-        <w:t>1978년 10월 11일 컬럼비아 레코드(Columbia Records)를 통해 발매된 빌리 조엘의 통산 여섯 번째 정규 앨범입니다. 명 프로듀서 필 라몬(Phil Ramone)과의 긴밀한 협업 아래, 뉴욕 맨해튼 52번가의 유서 깊은 재즈 유산과 현대적 도시 팝의 미학을 유려하게 결합하여 발표 당시 평단과 대중 모두의 경탄을 자아낸 기념비적인 역작입니다.</w:t>
+        <w:t>1978년 10월 컬럼비아 레코드(Columbia Records)를 통해 세상에 첫선을 보인 빌리 조엘의 통산 여섯 번째 정규 앨범으로, 팝 음악의 대중성과 재즈의 음악적 품격을 결합하여 대중음악사의 미학적 지평을 한 단계 끌어올린 걸작입니다.</w:t>
       </w:r>
     </w:p>
     <w:p>
@@ -199,7 +218,7 @@
           <w:b w:val="0"/>
           <w:sz w:val="21"/>
         </w:rPr>
-        <w:t>발매와 동시에 폭발적인 반향을 일으키며 빌리 조엘 생애 최초로 빌보드 앨범 차트(Billboard 200) 정상에 등극하여 8주간 1위를 수성했습니다. 미국 내에서만 700만 장 이상의 판매고(RIAA 7× 플래티넘 공인)를 기록하며 당대 가장 뜨겁게 회전한 베스트셀러 LP로 역사에 기록되었습니다.</w:t>
+        <w:t>발매 직후 빌리 조엘 생애 최초로 빌보드 200 앨범 차트 정상(1위)에 올랐으며, 미국 내에서만 700만 장 이상의 판매고(RIAA 7× 플래티넘)를 기록하며 전 세계적인 신드롬을 일으켰습니다.</w:t>
       </w:r>
     </w:p>
     <w:p>
@@ -230,7 +249,7 @@
           <w:b w:val="0"/>
           <w:sz w:val="21"/>
         </w:rPr>
-        <w:t>1980년 제22회 그래미 어워드(Grammy Awards)에서 최고 영예인 '올해의 앨범상(Album of the Year)'과 '최우수 남성 팝 보컬 퍼포먼스(Best Pop Vocal Performance, Male)'를 동시에 거머쥐며 음악적 완성도와 상업적 성과를 모두 공인받았습니다.</w:t>
+        <w:t>1979년 제22회 그래미 어워드(Grammy Awards)에서 대망의 ‘올해의 앨범상(Album of the Year)’과 ‘최우수 남성 팝 보컬 퍼포먼스상(Best Pop Vocal Performance, Male)’을 거머쥐며 대중성과 음악성을 완벽히 공인받았습니다.</w:t>
       </w:r>
     </w:p>
     <w:p>
@@ -275,7 +294,7 @@
           <w:b w:val="0"/>
           <w:sz w:val="21"/>
         </w:rPr>
-        <w:t>미국 (USA)</w:t>
+        <w:t>미국</w:t>
       </w:r>
     </w:p>
     <w:p>
@@ -337,7 +356,7 @@
           <w:b w:val="0"/>
           <w:sz w:val="21"/>
         </w:rPr>
-        <w:t>솔로 (Solo)</w:t>
+        <w:t>솔로</w:t>
       </w:r>
     </w:p>
     <w:p>
@@ -368,7 +387,7 @@
           <w:b w:val="0"/>
           <w:sz w:val="21"/>
         </w:rPr>
-        <w:t>'피아노 맨(Piano Man)'이라는 영원한 칭호로 불리는 빌리 조엘은 클래식의 엄격한 구조미와 브로드웨이의 극적 서사, 그리고 록 음악의 역동성을 하나로 융합해 낸 독보적인 싱어송라이터입니다. 도시 소시민의 삶과 고독, 진솔한 사랑의 고백을 탁월한 멜로디 감각으로 풀어내며 팝 음악을 순수 예술의 경지로 끌어올린 20세기 가장 위대한 음유시인 중 한 사람입니다.</w:t>
+        <w:t>클래식 피아노의 탄탄한 구조미와 로큰롤의 야성적 박진감, 그리고 브로드웨이 풍의 극적인 서정성을 자유자재로 넘나드는 팝 음악계의 영원한 ‘피아노 맨’입니다. 도시의 빛과 어둠을 특유의 문학적 통찰로 풀어내는 탁월한 송라이팅 능력을 통해 20세기 후반 대중음악사를 가장 찬란하게 수놓은 음유시인으로 평가받습니다.</w:t>
       </w:r>
     </w:p>
     <w:p>
@@ -413,7 +432,7 @@
           <w:b w:val="0"/>
           <w:sz w:val="21"/>
         </w:rPr>
-        <w:t>《52nd Street》는 1970년대 후반 팝 음악이 도달할 수 있었던 편곡과 연주력의 최고봉을 보여주는 걸작으로 평가받습니다. 전작의 팝/록 스타일에 프레디 허버드(Freddie Hubbard), 마이클 브레커(Michael Brecker) 등 최정상급 재즈 뮤지션들의 세션을 과감히 도입하여 음악적 지평을 넓혔으며, 훗날 1982년 세계 최초로 상업용 CD로도 제작·발매되어 아날로그 시대의 화려한 정점이자 새로운 오디오 시대로 넘어가는 문지방 역할을 한 역사적인 상징성을 지니고 있습니다.</w:t>
+        <w:t>싱어송라이터의 고백적 발라드에 머물지 않고 하드 록, 훵크, 쿨 재즈의 요소를 완벽하게 흡수하여 '소피스티-팝(Sophisti-pop)'의 도래를 예견한 명반입니다. 이후 팝 음악계 편곡과 사운드 메이킹의 표준을 제시하며 빌리 조엘을 단순한 히트곡 제조기를 넘어 음악적 거장의 반열에 우뚝 서게 한 분수령입니다.</w:t>
       </w:r>
     </w:p>
     <w:p>
@@ -444,7 +463,7 @@
           <w:b w:val="0"/>
           <w:sz w:val="21"/>
         </w:rPr>
-        <w:t>오일 쇼크와 경제적 불황으로 혼란스럽던 1970년대 후반의 뉴욕, 도시의 번잡함 이면에 자리한 청춘들의 상실감과 방황을 예리하고도 따뜻한 시선으로 포착했습니다. 화려한 네온사인 아래 침묵하는 외로운 골목길, 타인과의 관계 속에서 진실함을 갈구하던 당시 젊은 세대의 정서적 갈증을 낭만적인 피아노 타건과 솔직담백한 노랫말로 어루만져 준 시대의 찬란한 초상화였습니다.</w:t>
+        <w:t>오일쇼크와 사회적 혼란 속에서도 자유와 개성을 갈망하던 1970년대 후반의 시대적 공기가 고스란히 배어 있습니다. 물질만능주의 속에서 '진실(Honesty)'을 갈구하고, 타인의 시선에서 벗어나 '내 삶(My Life)'을 찾고자 했던 당대 청춘들의 방황과 열망이 고스란히 투영되어 있습니다.</w:t>
       </w:r>
     </w:p>
     <w:p>
@@ -489,7 +508,130 @@
           <w:b w:val="0"/>
           <w:sz w:val="21"/>
         </w:rPr>
-        <w:t>시대를 초월하여 사랑받는 불멸의 명곡 "Honesty"는 위선이 가득한 세상에서 참된 진실을 갈구하는 빌리 조엘의 절절한 보컬과 유려한 피아노 선율이 압도적인 감동을 자아냅니다. 경쾌한 리듬 속에 자립과 자유를 선언하는 명쾌한 앤섬 "My Life", 날카로운 풍자와 하드한 에너지가 넘치는 "Big Shot", 그리고 전설적인 트럼페터 프레디 허버드의 현란한 솔로가 어우러져 한밤의 재즈 클럽을 연상시키는 "Zanzibar"와 필 스펙터 풍의 장대한 오케스트레이션이 돋보이는 "Until the Night"에 이르기까지 단 한 곡도 버릴 수 없는 완벽한 유기성을 자랑합니다.</w:t>
+      </w:r>
+    </w:p>
+    <w:p>
+      <w:pPr>
+        <w:spacing w:line="324" w:lineRule="auto" w:after="80"/>
+      </w:pPr>
+      <w:r>
+        <w:rPr w:rFonts="맑은 고딕">
+          <w:rFonts w:ascii="맑은 고딕" w:hAnsi="맑은 고딕" w:eastAsia="맑은 고딕"/>
+          <w:b w:val="0"/>
+          <w:color w:val="6B7280"/>
+          <w:sz w:val="21"/>
+        </w:rPr>
+        <w:t xml:space="preserve">· </w:t>
+      </w:r>
+      <w:r>
+        <w:rPr w:rFonts="맑은 고딕">
+          <w:rFonts w:ascii="맑은 고딕" w:hAnsi="맑은 고딕" w:eastAsia="맑은 고딕"/>
+          <w:b/>
+          <w:color w:val="1F2937"/>
+          <w:sz w:val="21"/>
+        </w:rPr>
+        <w:t xml:space="preserve">"Honesty": </w:t>
+      </w:r>
+      <w:r>
+        <w:rPr w:rFonts="맑은 고딕">
+          <w:rFonts w:ascii="맑은 고딕" w:hAnsi="맑은 고딕" w:eastAsia="맑은 고딕"/>
+          <w:b w:val="0"/>
+          <w:sz w:val="21"/>
+        </w:rPr>
+        <w:t>차가운 피아노 타건 위로 절제된 현악기와 빌리 조엘의 처연한 보컬이 교차하며 거짓된 세상 속 순수를 노래하는 불멸의 소울 발라드.</w:t>
+      </w:r>
+    </w:p>
+    <w:p>
+      <w:pPr>
+        <w:spacing w:line="324" w:lineRule="auto" w:after="80"/>
+      </w:pPr>
+      <w:r>
+        <w:rPr w:rFonts="맑은 고딕">
+          <w:rFonts w:ascii="맑은 고딕" w:hAnsi="맑은 고딕" w:eastAsia="맑은 고딕"/>
+          <w:b w:val="0"/>
+          <w:color w:val="6B7280"/>
+          <w:sz w:val="21"/>
+        </w:rPr>
+        <w:t xml:space="preserve">· </w:t>
+      </w:r>
+      <w:r>
+        <w:rPr w:rFonts="맑은 고딕">
+          <w:rFonts w:ascii="맑은 고딕" w:hAnsi="맑은 고딕" w:eastAsia="맑은 고딕"/>
+          <w:b/>
+          <w:color w:val="1F2937"/>
+          <w:sz w:val="21"/>
+        </w:rPr>
+        <w:t xml:space="preserve">"My Life": </w:t>
+      </w:r>
+      <w:r>
+        <w:rPr w:rFonts="맑은 고딕">
+          <w:rFonts w:ascii="맑은 고딕" w:hAnsi="맑은 고딕" w:eastAsia="맑은 고딕"/>
+          <w:b w:val="0"/>
+          <w:sz w:val="21"/>
+        </w:rPr>
+        <w:t>경쾌하고 활력 넘치는 피아노 리프와 셔플 리듬을 통해 청춘의 자립과 주체적인 삶을 선언하는 명쾌한 팝 트랙.</w:t>
+      </w:r>
+    </w:p>
+    <w:p>
+      <w:pPr>
+        <w:spacing w:line="324" w:lineRule="auto" w:after="80"/>
+      </w:pPr>
+      <w:r>
+        <w:rPr w:rFonts="맑은 고딕">
+          <w:rFonts w:ascii="맑은 고딕" w:hAnsi="맑은 고딕" w:eastAsia="맑은 고딕"/>
+          <w:b w:val="0"/>
+          <w:color w:val="6B7280"/>
+          <w:sz w:val="21"/>
+        </w:rPr>
+        <w:t xml:space="preserve">· </w:t>
+      </w:r>
+      <w:r>
+        <w:rPr w:rFonts="맑은 고딕">
+          <w:rFonts w:ascii="맑은 고딕" w:hAnsi="맑은 고딕" w:eastAsia="맑은 고딕"/>
+          <w:b/>
+          <w:color w:val="1F2937"/>
+          <w:sz w:val="21"/>
+        </w:rPr>
+        <w:t xml:space="preserve">"Big Shot": </w:t>
+      </w:r>
+      <w:r>
+        <w:rPr w:rFonts="맑은 고딕">
+          <w:rFonts w:ascii="맑은 고딕" w:hAnsi="맑은 고딕" w:eastAsia="맑은 고딕"/>
+          <w:b w:val="0"/>
+          <w:sz w:val="21"/>
+        </w:rPr>
+        <w:t>도회적 냉소와 날 선 록 에너지가 폭발하는 오프닝 곡으로, 화려한 사교계의 허영을 유쾌하게 꼬집는 곡.</w:t>
+      </w:r>
+    </w:p>
+    <w:p>
+      <w:pPr>
+        <w:spacing w:line="324" w:lineRule="auto" w:after="80"/>
+      </w:pPr>
+      <w:r>
+        <w:rPr w:rFonts="맑은 고딕">
+          <w:rFonts w:ascii="맑은 고딕" w:hAnsi="맑은 고딕" w:eastAsia="맑은 고딕"/>
+          <w:b w:val="0"/>
+          <w:color w:val="6B7280"/>
+          <w:sz w:val="21"/>
+        </w:rPr>
+        <w:t xml:space="preserve">· </w:t>
+      </w:r>
+      <w:r>
+        <w:rPr w:rFonts="맑은 고딕">
+          <w:rFonts w:ascii="맑은 고딕" w:hAnsi="맑은 고딕" w:eastAsia="맑은 고딕"/>
+          <w:b/>
+          <w:color w:val="1F2937"/>
+          <w:sz w:val="21"/>
+        </w:rPr>
+        <w:t xml:space="preserve">"Zanzibar": </w:t>
+      </w:r>
+      <w:r>
+        <w:rPr w:rFonts="맑은 고딕">
+          <w:rFonts w:ascii="맑은 고딕" w:hAnsi="맑은 고딕" w:eastAsia="맑은 고딕"/>
+          <w:b w:val="0"/>
+          <w:sz w:val="21"/>
+        </w:rPr>
+        <w:t>재즈 거장 프레디 허버드(Freddie Hubbard)의 농밀한 트럼펫 솔로가 심야 뉴욕 바의 눅진한 공기를 재현하는 앨범의 숨은 백미.</w:t>
       </w:r>
     </w:p>
     <w:p>
@@ -520,7 +662,7 @@
           <w:b w:val="0"/>
           <w:sz w:val="21"/>
         </w:rPr>
-        <w:t>턴테이블의 바늘이 묵직한 비닐 소리통의 첫 트랙을 긁어내리는 순간, 진공관 앰프 특유의 부드럽고 온화한 배음이 청음실의 공기를 단숨에 뉴욕의 밤으로 물들입니다. 빌리 조엘의 명징한 어쿠스틱 피아노 타건의 잔향과 브라스 세션의 따뜻한 숨결, 그리고 탄력적인 베이스 라인은 현대의 차가운 디지털 음원에서는 결코 체감할 수 없는 LP만의 독보적인 무대감과 입체적인 아날로그 질감을 황홀하게 증명합니다.</w:t>
+        <w:t>필 라몬 특유의 섬세한 공간 음향 설계가 돋보이므로, 진공관 앰프의 부드러운 배음과 중역대가 풍부한 턴테이블 카트리지를 매칭할 것을 권합니다. 바이닐 그루브를 긁으며 피어오르는 피아노 타현의 잔향과 금관악기의 거친 숨결은 마치 1978년 맨해튼 52번가의 스튜디오 한가운데 앉아 있는 듯한 묵직한 공감각적 감동을 선사합니다.</w:t>
       </w:r>
     </w:p>
     <w:p>
@@ -551,7 +693,7 @@
           <w:b w:val="0"/>
           <w:sz w:val="21"/>
         </w:rPr>
-        <w:t>팝 음악사상 가장 완벽한 앨범 중 하나이자 그래미 올해의 앨범을 수상한 마스터피스로서, 아날로그 레코딩 기술의 절정을 보여주는 오리지널리티를 간직하고 있습니다. 빌리 조엘이 맨해튼 52번가 표지판 아래서 트럼펫을 들고 서 있는 상징적인 커버 아트는 그 자체로 1970년대 뉴욕의 공기를 소유하는 벅찬 기쁨을 선사하며, 정통 LP 컬렉터의 서가에서 가장 먼저 손이 닿는 자리에 머물러야 마땅한 영원한 필청반입니다.</w:t>
+        <w:t>재즈의 심장을 품은 청년 빌리 조엘이 트럼펫을 쥔 채 카메라를 응시하는 게이트폴드 커버는 그 자체로 아날로그 낭만의 상징입니다. 팝과 재즈의 가장 이상적인 조우를 보여주는 이 음반은 진정한 아날로그 사운드의 미덕을 간직한 LP 컬렉터라면 필히 랙의 중심에 꽂아두어야 할 영원한 클래식입니다.</w:t>
       </w:r>
     </w:p>
     <w:p>
@@ -565,7 +707,7 @@
           <w:color w:val="4338CA"/>
           <w:sz w:val="21"/>
         </w:rPr>
-        <w:t>이 음반을 통해 뉴욕의 밤거리를 수놓았던 찬란한 선율과 진정한 음악이 전해주는 감동을 다시 한번 경험해 보시는 것은 어떨까요?</w:t>
+        <w:t>이 음반을 통해 뉴욕의 밤거리를 수놓았던 깊은 서정미와 아날로그 바이닐만이 전해주는 감동을 다시 한번 경험해 보시는 것은 어떨까요?</w:t>
       </w:r>
     </w:p>
     <w:sectPr>
